--- a/klagomål/A 32251-2026 FSC-klagomål.docx
+++ b/klagomål/A 32251-2026 FSC-klagomål.docx
@@ -790,7 +790,7 @@
     <w:r>
       <w:tab/>
       <w:tab/>
-      <w:t>2026-08-05</w:t>
+      <w:t>2026-08-07</w:t>
       <w:br/>
       <w:br/>
     </w:r>

--- a/klagomål/A 32251-2026 FSC-klagomål.docx
+++ b/klagomål/A 32251-2026 FSC-klagomål.docx
@@ -790,7 +790,7 @@
     <w:r>
       <w:tab/>
       <w:tab/>
-      <w:t>2026-08-07</w:t>
+      <w:t>2026-08-08</w:t>
       <w:br/>
       <w:br/>
     </w:r>

--- a/klagomål/A 32251-2026 FSC-klagomål.docx
+++ b/klagomål/A 32251-2026 FSC-klagomål.docx
@@ -1407,7 +1407,7 @@
     <w:r>
       <w:tab/>
       <w:tab/>
-      <w:t>2026-08-15</w:t>
+      <w:t>2026-08-16</w:t>
       <w:br/>
       <w:br/>
     </w:r>

--- a/klagomål/A 32251-2026 FSC-klagomål.docx
+++ b/klagomål/A 32251-2026 FSC-klagomål.docx
@@ -1407,7 +1407,7 @@
     <w:r>
       <w:tab/>
       <w:tab/>
-      <w:t>2026-08-16</w:t>
+      <w:t>2026-08-17</w:t>
       <w:br/>
       <w:br/>
     </w:r>

--- a/klagomål/A 32251-2026 FSC-klagomål.docx
+++ b/klagomål/A 32251-2026 FSC-klagomål.docx
@@ -1407,7 +1407,7 @@
     <w:r>
       <w:tab/>
       <w:tab/>
-      <w:t>2026-08-17</w:t>
+      <w:t>2026-08-18</w:t>
       <w:br/>
       <w:br/>
     </w:r>

--- a/klagomål/A 32251-2026 FSC-klagomål.docx
+++ b/klagomål/A 32251-2026 FSC-klagomål.docx
@@ -1407,7 +1407,7 @@
     <w:r>
       <w:tab/>
       <w:tab/>
-      <w:t>2026-08-18</w:t>
+      <w:t>2026-08-19</w:t>
       <w:br/>
       <w:br/>
     </w:r>

--- a/klagomål/A 32251-2026 FSC-klagomål.docx
+++ b/klagomål/A 32251-2026 FSC-klagomål.docx
@@ -1407,7 +1407,7 @@
     <w:r>
       <w:tab/>
       <w:tab/>
-      <w:t>2026-08-19</w:t>
+      <w:t>2026-08-20</w:t>
       <w:br/>
       <w:br/>
     </w:r>

--- a/klagomål/A 32251-2026 FSC-klagomål.docx
+++ b/klagomål/A 32251-2026 FSC-klagomål.docx
@@ -1407,7 +1407,7 @@
     <w:r>
       <w:tab/>
       <w:tab/>
-      <w:t>2026-08-20</w:t>
+      <w:t>2026-08-21</w:t>
       <w:br/>
       <w:br/>
     </w:r>

--- a/klagomål/A 32251-2026 FSC-klagomål.docx
+++ b/klagomål/A 32251-2026 FSC-klagomål.docx
@@ -1407,7 +1407,7 @@
     <w:r>
       <w:tab/>
       <w:tab/>
-      <w:t>2026-08-21</w:t>
+      <w:t>2026-08-22</w:t>
       <w:br/>
       <w:br/>
     </w:r>

--- a/klagomål/A 32251-2026 FSC-klagomål.docx
+++ b/klagomål/A 32251-2026 FSC-klagomål.docx
@@ -1407,7 +1407,7 @@
     <w:r>
       <w:tab/>
       <w:tab/>
-      <w:t>2026-08-22</w:t>
+      <w:t>2026-08-23</w:t>
       <w:br/>
       <w:br/>
     </w:r>

--- a/klagomål/A 32251-2026 FSC-klagomål.docx
+++ b/klagomål/A 32251-2026 FSC-klagomål.docx
@@ -1407,7 +1407,7 @@
     <w:r>
       <w:tab/>
       <w:tab/>
-      <w:t>2026-08-23</w:t>
+      <w:t>2026-08-24</w:t>
       <w:br/>
       <w:br/>
     </w:r>

--- a/klagomål/A 32251-2026 FSC-klagomål.docx
+++ b/klagomål/A 32251-2026 FSC-klagomål.docx
@@ -1407,7 +1407,7 @@
     <w:r>
       <w:tab/>
       <w:tab/>
-      <w:t>2026-08-24</w:t>
+      <w:t>2026-08-25</w:t>
       <w:br/>
       <w:br/>
     </w:r>

--- a/klagomål/A 32251-2026 FSC-klagomål.docx
+++ b/klagomål/A 32251-2026 FSC-klagomål.docx
@@ -1407,7 +1407,7 @@
     <w:r>
       <w:tab/>
       <w:tab/>
-      <w:t>2026-08-25</w:t>
+      <w:t>2026-08-26</w:t>
       <w:br/>
       <w:br/>
     </w:r>

--- a/klagomål/A 32251-2026 FSC-klagomål.docx
+++ b/klagomål/A 32251-2026 FSC-klagomål.docx
@@ -1407,7 +1407,7 @@
     <w:r>
       <w:tab/>
       <w:tab/>
-      <w:t>2026-08-26</w:t>
+      <w:t>2026-08-27</w:t>
       <w:br/>
       <w:br/>
     </w:r>

--- a/klagomål/A 32251-2026 FSC-klagomål.docx
+++ b/klagomål/A 32251-2026 FSC-klagomål.docx
@@ -1407,7 +1407,7 @@
     <w:r>
       <w:tab/>
       <w:tab/>
-      <w:t>2026-08-27</w:t>
+      <w:t>2026-08-28</w:t>
       <w:br/>
       <w:br/>
     </w:r>

--- a/klagomål/A 32251-2026 FSC-klagomål.docx
+++ b/klagomål/A 32251-2026 FSC-klagomål.docx
@@ -1407,7 +1407,7 @@
     <w:r>
       <w:tab/>
       <w:tab/>
-      <w:t>2026-08-28</w:t>
+      <w:t>2026-08-29</w:t>
       <w:br/>
       <w:br/>
     </w:r>

--- a/klagomål/A 32251-2026 FSC-klagomål.docx
+++ b/klagomål/A 32251-2026 FSC-klagomål.docx
@@ -1407,7 +1407,7 @@
     <w:r>
       <w:tab/>
       <w:tab/>
-      <w:t>2026-08-29</w:t>
+      <w:t>2026-08-31</w:t>
       <w:br/>
       <w:br/>
     </w:r>

--- a/klagomål/A 32251-2026 FSC-klagomål.docx
+++ b/klagomål/A 32251-2026 FSC-klagomål.docx
@@ -1407,7 +1407,7 @@
     <w:r>
       <w:tab/>
       <w:tab/>
-      <w:t>2026-08-31</w:t>
+      <w:t>2026-09-01</w:t>
       <w:br/>
       <w:br/>
     </w:r>

--- a/klagomål/A 32251-2026 FSC-klagomål.docx
+++ b/klagomål/A 32251-2026 FSC-klagomål.docx
@@ -1407,7 +1407,7 @@
     <w:r>
       <w:tab/>
       <w:tab/>
-      <w:t>2026-09-01</w:t>
+      <w:t>2026-09-02</w:t>
       <w:br/>
       <w:br/>
     </w:r>

--- a/klagomål/A 32251-2026 FSC-klagomål.docx
+++ b/klagomål/A 32251-2026 FSC-klagomål.docx
@@ -178,7 +178,7 @@
       <w:r>
         <w:drawing>
           <wp:inline xmlns:a="http://schemas.openxmlformats.org/drawingml/2006/main" xmlns:pic="http://schemas.openxmlformats.org/drawingml/2006/picture">
-            <wp:extent cx="5153725" cy="5724000"/>
+            <wp:extent cx="5256182" cy="5724000"/>
             <wp:docPr id="1" name="Picture 1"/>
             <wp:cNvGraphicFramePr>
               <a:graphicFrameLocks noChangeAspect="1"/>
@@ -199,7 +199,7 @@
                   <pic:spPr>
                     <a:xfrm>
                       <a:off x="0" y="0"/>
-                      <a:ext cx="5153725" cy="5724000"/>
+                      <a:ext cx="5256182" cy="5724000"/>
                     </a:xfrm>
                     <a:prstGeom prst="rect"/>
                   </pic:spPr>
@@ -221,7 +221,7 @@
     </w:p>
     <w:p>
       <w:r>
-        <w:t>I avverkningsanmälan finns fynd av 20 naturvårdsarter, varav 11 är rödlistade, 6 är fridlysta, 11 är typiska (T) och 5 är signalarter (S): blackticka (VU), garnlav (VU, T), gräddticka (VU), harticka (NT, T), knottrig blåslav (NT, T), liten svartspik (NT), talltagel (NT, T), talltita (NT, §4), tretåig hackspett (NT, T, §4), ullticka (NT, T), vitgrynig nållav (NT), bollvitmossa (S, T), källpraktmossa (S, T), spindelblomster (S, T, §8), vågbandad barkbock (S), ögonpyrola (S, T), kärrviol (T), vanlig groda (§6), fläcknycklar (§8) och revlummer (§9). Se Figur 1.</w:t>
+        <w:t>I avverkningsanmälan finns fynd av 19 naturvårdsarter, varav 10 är rödlistade, 6 är fridlysta, 11 är typiska (T) och 5 är signalarter (S): garnlav (VU, T), gräddticka (VU), harticka (NT, T), knottrig blåslav (NT, T), liten svartspik (NT), talltagel (NT, T), talltita (NT, §4), tretåig hackspett (NT, T, §4), ullticka (NT, T), vitgrynig nållav (NT), bollvitmossa (S, T), källpraktmossa (S, T), spindelblomster (S, T, §8), vågbandad barkbock (S), ögonpyrola (S, T), kärrviol (T), vanlig groda (§6), fläcknycklar (§8) och revlummer (§9). Se Figur 1.</w:t>
       </w:r>
     </w:p>
     <w:p>
@@ -252,17 +252,6 @@
         <w:rPr>
           <w:b/>
         </w:rPr>
-        <w:t>Blackticka (VU)</w:t>
-      </w:r>
-      <w:r>
-        <w:t>, rödlistad som sårbar, är en exklusiv svamp som signalerar fuktiga granskogar med mycket höga naturvärden. Den har klassificerats som en “urskogsindikator” och påträffas nästan enbart i urskogsartade barrnaturskogar med långvarig kontinuitet av grova lågor i olika nedbrytningsstadier. Skogsskötselåtgärder på eller i omedelbar närhet av lokalerna utgör ett hot och på lång sikt innebär fragmenteringen av skogslandskapet att artens förekomster isoleras vilket i sig utgör ett hot mot artens överlevnad. Fler skogar med blackticka måste skyddas (Nitare &amp; Skogsstyrelsen, 2019; SLU Artdatabanken, 2024).</w:t>
-      </w:r>
-    </w:p>
-    <w:p>
-      <w:r>
-        <w:rPr>
-          <w:b/>
-        </w:rPr>
         <w:t>Garnlav (VU)</w:t>
       </w:r>
       <w:r>
@@ -758,7 +747,7 @@
         <w:rPr>
           <w:i/>
         </w:rPr>
-        <w:t>I det avverkningsanmälda skogsområdet har 20 naturvårdsarter varav 11 rödlistade arter sina livsmiljöer och växtplatser.</w:t>
+        <w:t>I det avverkningsanmälda skogsområdet har 19 naturvårdsarter varav 10 rödlistade arter sina livsmiljöer och växtplatser.</w:t>
       </w:r>
     </w:p>
     <w:p>
@@ -1407,7 +1396,7 @@
     <w:r>
       <w:tab/>
       <w:tab/>
-      <w:t>2026-09-02</w:t>
+      <w:t>2026-09-03</w:t>
       <w:br/>
       <w:br/>
     </w:r>

--- a/klagomål/A 32251-2026 FSC-klagomål.docx
+++ b/klagomål/A 32251-2026 FSC-klagomål.docx
@@ -1396,7 +1396,7 @@
     <w:r>
       <w:tab/>
       <w:tab/>
-      <w:t>2026-09-03</w:t>
+      <w:t>2026-09-04</w:t>
       <w:br/>
       <w:br/>
     </w:r>

--- a/klagomål/A 32251-2026 FSC-klagomål.docx
+++ b/klagomål/A 32251-2026 FSC-klagomål.docx
@@ -1396,7 +1396,7 @@
     <w:r>
       <w:tab/>
       <w:tab/>
-      <w:t>2026-09-04</w:t>
+      <w:t>2026-09-05</w:t>
       <w:br/>
       <w:br/>
     </w:r>

--- a/klagomål/A 32251-2026 FSC-klagomål.docx
+++ b/klagomål/A 32251-2026 FSC-klagomål.docx
@@ -1396,7 +1396,7 @@
     <w:r>
       <w:tab/>
       <w:tab/>
-      <w:t>2026-09-05</w:t>
+      <w:t>2026-09-06</w:t>
       <w:br/>
       <w:br/>
     </w:r>

--- a/klagomål/A 32251-2026 FSC-klagomål.docx
+++ b/klagomål/A 32251-2026 FSC-klagomål.docx
@@ -1396,7 +1396,7 @@
     <w:r>
       <w:tab/>
       <w:tab/>
-      <w:t>2026-09-06</w:t>
+      <w:t>2026-09-07</w:t>
       <w:br/>
       <w:br/>
     </w:r>

--- a/klagomål/A 32251-2026 FSC-klagomål.docx
+++ b/klagomål/A 32251-2026 FSC-klagomål.docx
@@ -1396,7 +1396,7 @@
     <w:r>
       <w:tab/>
       <w:tab/>
-      <w:t>2026-09-07</w:t>
+      <w:t>2026-09-08</w:t>
       <w:br/>
       <w:br/>
     </w:r>

--- a/klagomål/A 32251-2026 FSC-klagomål.docx
+++ b/klagomål/A 32251-2026 FSC-klagomål.docx
@@ -1396,7 +1396,7 @@
     <w:r>
       <w:tab/>
       <w:tab/>
-      <w:t>2026-09-08</w:t>
+      <w:t>2026-09-09</w:t>
       <w:br/>
       <w:br/>
     </w:r>

--- a/klagomål/A 32251-2026 FSC-klagomål.docx
+++ b/klagomål/A 32251-2026 FSC-klagomål.docx
@@ -1396,7 +1396,7 @@
     <w:r>
       <w:tab/>
       <w:tab/>
-      <w:t>2026-09-09</w:t>
+      <w:t>2026-09-10</w:t>
       <w:br/>
       <w:br/>
     </w:r>

--- a/klagomål/A 32251-2026 FSC-klagomål.docx
+++ b/klagomål/A 32251-2026 FSC-klagomål.docx
@@ -1396,7 +1396,7 @@
     <w:r>
       <w:tab/>
       <w:tab/>
-      <w:t>2026-09-10</w:t>
+      <w:t>2026-09-11</w:t>
       <w:br/>
       <w:br/>
     </w:r>

--- a/klagomål/A 32251-2026 FSC-klagomål.docx
+++ b/klagomål/A 32251-2026 FSC-klagomål.docx
@@ -1396,7 +1396,7 @@
     <w:r>
       <w:tab/>
       <w:tab/>
-      <w:t>2026-09-11</w:t>
+      <w:t>2026-09-12</w:t>
       <w:br/>
       <w:br/>
     </w:r>

--- a/klagomål/A 32251-2026 FSC-klagomål.docx
+++ b/klagomål/A 32251-2026 FSC-klagomål.docx
@@ -1396,7 +1396,7 @@
     <w:r>
       <w:tab/>
       <w:tab/>
-      <w:t>2026-09-12</w:t>
+      <w:t>2026-09-13</w:t>
       <w:br/>
       <w:br/>
     </w:r>
